--- a/__responseletter.docx
+++ b/__responseletter.docx
@@ -6496,6 +6496,11 @@
         <w:docPartUnique/>
       </w:docPartObj>
     </w:sdtPr>
+    <w:sdtEndPr>
+      <w:rPr>
+        <w:rStyle w:val="Seitenzahl"/>
+      </w:rPr>
+    </w:sdtEndPr>
     <w:sdtContent>
       <w:p>
         <w:pPr>
@@ -6554,6 +6559,11 @@
         <w:docPartUnique/>
       </w:docPartObj>
     </w:sdtPr>
+    <w:sdtEndPr>
+      <w:rPr>
+        <w:rStyle w:val="Seitenzahl"/>
+      </w:rPr>
+    </w:sdtEndPr>
     <w:sdtContent>
       <w:p>
         <w:pPr>
